--- a/FD01-EPIS-Informe de Factibilidad de Proyecto-Loopify.docx
+++ b/FD01-EPIS-Informe de Factibilidad de Proyecto-Loopify.docx
@@ -218,9 +218,8 @@
           <w:sz w:val="36"/>
           <w:szCs w:val="36"/>
         </w:rPr>
-        <w:t xml:space="preserve"> Proyecto </w:t>
-      </w:r>
-      <w:proofErr w:type="spellStart"/>
+        <w:t xml:space="preserve"> Proyecto Lo</w:t>
+      </w:r>
       <w:r>
         <w:rPr>
           <w:rFonts w:ascii="Arial" w:eastAsia="Arial" w:hAnsi="Arial" w:cs="Arial"/>
@@ -229,7 +228,7 @@
           <w:sz w:val="36"/>
           <w:szCs w:val="36"/>
         </w:rPr>
-        <w:t>Lo</w:t>
+        <w:t>o</w:t>
       </w:r>
       <w:r>
         <w:rPr>
@@ -239,9 +238,13 @@
           <w:sz w:val="36"/>
           <w:szCs w:val="36"/>
         </w:rPr>
-        <w:t>o</w:t>
-      </w:r>
-      <w:r>
+        <w:t>pify</w:t>
+      </w:r>
+    </w:p>
+    <w:p>
+      <w:pPr>
+        <w:spacing w:after="0"/>
+        <w:jc w:val="center"/>
         <w:rPr>
           <w:rFonts w:ascii="Arial" w:eastAsia="Arial" w:hAnsi="Arial" w:cs="Arial"/>
           <w:b/>
@@ -249,21 +252,6 @@
           <w:sz w:val="36"/>
           <w:szCs w:val="36"/>
         </w:rPr>
-        <w:t>pify</w:t>
-      </w:r>
-      <w:proofErr w:type="spellEnd"/>
-    </w:p>
-    <w:p>
-      <w:pPr>
-        <w:spacing w:after="0"/>
-        <w:jc w:val="center"/>
-        <w:rPr>
-          <w:rFonts w:ascii="Arial" w:eastAsia="Arial" w:hAnsi="Arial" w:cs="Arial"/>
-          <w:b/>
-          <w:color w:val="000000"/>
-          <w:sz w:val="36"/>
-          <w:szCs w:val="36"/>
-        </w:rPr>
       </w:pPr>
     </w:p>
     <w:p>
@@ -698,16 +686,15 @@
           <w:color w:val="000000"/>
           <w:lang w:val="es-US"/>
         </w:rPr>
-        <w:t xml:space="preserve">Sistema </w:t>
-      </w:r>
-      <w:proofErr w:type="spellStart"/>
+        <w:t>Sistema Lo</w:t>
+      </w:r>
       <w:r>
         <w:rPr>
           <w:rFonts w:ascii="Times New Roman" w:hAnsi="Times New Roman"/>
           <w:color w:val="000000"/>
           <w:lang w:val="es-US"/>
         </w:rPr>
-        <w:t>Lo</w:t>
+        <w:t>o</w:t>
       </w:r>
       <w:r>
         <w:rPr>
@@ -715,17 +702,8 @@
           <w:color w:val="000000"/>
           <w:lang w:val="es-US"/>
         </w:rPr>
-        <w:t>o</w:t>
-      </w:r>
-      <w:r>
-        <w:rPr>
-          <w:rFonts w:ascii="Times New Roman" w:hAnsi="Times New Roman"/>
-          <w:color w:val="000000"/>
-          <w:lang w:val="es-US"/>
-        </w:rPr>
         <w:t>pify</w:t>
       </w:r>
-      <w:proofErr w:type="spellEnd"/>
     </w:p>
     <w:p>
       <w:pPr>
@@ -768,7 +746,6 @@
           <w:szCs w:val="28"/>
         </w:rPr>
       </w:pPr>
-      <w:proofErr w:type="spellStart"/>
       <w:r>
         <w:rPr>
           <w:rFonts w:ascii="Times New Roman" w:hAnsi="Times New Roman"/>
@@ -776,17 +753,7 @@
           <w:sz w:val="28"/>
           <w:szCs w:val="28"/>
         </w:rPr>
-        <w:t>Versión</w:t>
-      </w:r>
-      <w:proofErr w:type="spellEnd"/>
-      <w:r>
-        <w:rPr>
-          <w:rFonts w:ascii="Times New Roman" w:hAnsi="Times New Roman"/>
-          <w:color w:val="000000"/>
-          <w:sz w:val="28"/>
-          <w:szCs w:val="28"/>
-        </w:rPr>
-        <w:t xml:space="preserve"> </w:t>
+        <w:t xml:space="preserve">Versión </w:t>
       </w:r>
       <w:r>
         <w:rPr>
@@ -2197,7 +2164,6 @@
           <w:szCs w:val="24"/>
         </w:rPr>
       </w:pPr>
-      <w:proofErr w:type="spellStart"/>
       <w:r>
         <w:rPr>
           <w:sz w:val="24"/>
@@ -2219,7 +2185,6 @@
         </w:rPr>
         <w:t>pify</w:t>
       </w:r>
-      <w:proofErr w:type="spellEnd"/>
     </w:p>
     <w:p>
       <w:pPr>
@@ -2272,8 +2237,12 @@
     </w:p>
     <w:p>
       <w:pPr>
+        <w:pStyle w:val="Prrafodelista"/>
+        <w:numPr>
+          <w:ilvl w:val="0"/>
+          <w:numId w:val="7"/>
+        </w:numPr>
         <w:spacing w:before="120" w:after="0" w:line="360" w:lineRule="auto"/>
-        <w:ind w:left="284"/>
         <w:jc w:val="both"/>
         <w:rPr>
           <w:sz w:val="24"/>
@@ -2290,8 +2259,12 @@
     </w:p>
     <w:p>
       <w:pPr>
+        <w:pStyle w:val="Prrafodelista"/>
+        <w:numPr>
+          <w:ilvl w:val="0"/>
+          <w:numId w:val="7"/>
+        </w:numPr>
         <w:spacing w:before="120" w:after="0" w:line="360" w:lineRule="auto"/>
-        <w:ind w:left="284"/>
         <w:jc w:val="both"/>
         <w:rPr>
           <w:sz w:val="24"/>
@@ -2308,8 +2281,12 @@
     </w:p>
     <w:p>
       <w:pPr>
+        <w:pStyle w:val="Prrafodelista"/>
+        <w:numPr>
+          <w:ilvl w:val="0"/>
+          <w:numId w:val="7"/>
+        </w:numPr>
         <w:spacing w:before="120" w:after="0" w:line="360" w:lineRule="auto"/>
-        <w:ind w:left="284"/>
         <w:jc w:val="both"/>
         <w:rPr>
           <w:sz w:val="24"/>
@@ -2361,15 +2338,14 @@
         <w:ind w:left="360" w:hanging="76"/>
         <w:jc w:val="both"/>
         <w:rPr>
-          <w:i/>
-          <w:sz w:val="24"/>
-          <w:szCs w:val="24"/>
-        </w:rPr>
-      </w:pPr>
-      <w:proofErr w:type="spellStart"/>
-      <w:r>
-        <w:rPr>
-          <w:i/>
+          <w:iCs/>
+          <w:sz w:val="24"/>
+          <w:szCs w:val="24"/>
+        </w:rPr>
+      </w:pPr>
+      <w:r>
+        <w:rPr>
+          <w:iCs/>
           <w:sz w:val="24"/>
           <w:szCs w:val="24"/>
         </w:rPr>
@@ -2377,7 +2353,7 @@
       </w:r>
       <w:r>
         <w:rPr>
-          <w:i/>
+          <w:iCs/>
           <w:sz w:val="24"/>
           <w:szCs w:val="24"/>
         </w:rPr>
@@ -2385,20 +2361,11 @@
       </w:r>
       <w:r>
         <w:rPr>
-          <w:i/>
-          <w:sz w:val="24"/>
-          <w:szCs w:val="24"/>
-        </w:rPr>
-        <w:t>pify</w:t>
-      </w:r>
-      <w:proofErr w:type="spellEnd"/>
-      <w:r>
-        <w:rPr>
-          <w:i/>
-          <w:sz w:val="24"/>
-          <w:szCs w:val="24"/>
-        </w:rPr>
-        <w:t xml:space="preserve"> es una plataforma web que permite a los consumidores comprar productos </w:t>
+          <w:iCs/>
+          <w:sz w:val="24"/>
+          <w:szCs w:val="24"/>
+        </w:rPr>
+        <w:t xml:space="preserve">pify es una plataforma web que permite a los consumidores comprar productos </w:t>
       </w:r>
     </w:p>
     <w:p>
@@ -2407,18 +2374,17 @@
         <w:ind w:left="360" w:hanging="76"/>
         <w:jc w:val="both"/>
         <w:rPr>
-          <w:i/>
-          <w:sz w:val="24"/>
-          <w:szCs w:val="24"/>
-        </w:rPr>
-      </w:pPr>
-      <w:r>
-        <w:rPr>
-          <w:i/>
-          <w:sz w:val="24"/>
-          <w:szCs w:val="24"/>
-        </w:rPr>
-        <w:lastRenderedPageBreak/>
+          <w:iCs/>
+          <w:sz w:val="24"/>
+          <w:szCs w:val="24"/>
+        </w:rPr>
+      </w:pPr>
+      <w:r>
+        <w:rPr>
+          <w:iCs/>
+          <w:sz w:val="24"/>
+          <w:szCs w:val="24"/>
+        </w:rPr>
         <w:t xml:space="preserve">excedentes de alimentos de negocios locales, como restaurantes y supermercados, </w:t>
       </w:r>
     </w:p>
@@ -2428,17 +2394,18 @@
         <w:ind w:left="360" w:hanging="76"/>
         <w:jc w:val="both"/>
         <w:rPr>
-          <w:i/>
-          <w:sz w:val="24"/>
-          <w:szCs w:val="24"/>
-        </w:rPr>
-      </w:pPr>
-      <w:r>
-        <w:rPr>
-          <w:i/>
-          <w:sz w:val="24"/>
-          <w:szCs w:val="24"/>
-        </w:rPr>
+          <w:iCs/>
+          <w:sz w:val="24"/>
+          <w:szCs w:val="24"/>
+        </w:rPr>
+      </w:pPr>
+      <w:r>
+        <w:rPr>
+          <w:iCs/>
+          <w:sz w:val="24"/>
+          <w:szCs w:val="24"/>
+        </w:rPr>
+        <w:lastRenderedPageBreak/>
         <w:t xml:space="preserve">a precios reducidos. El proyecto busca reducir el desperdicio de alimentos, </w:t>
       </w:r>
     </w:p>
@@ -2448,14 +2415,14 @@
         <w:ind w:left="360" w:hanging="76"/>
         <w:jc w:val="both"/>
         <w:rPr>
-          <w:i/>
-          <w:sz w:val="24"/>
-          <w:szCs w:val="24"/>
-        </w:rPr>
-      </w:pPr>
-      <w:r>
-        <w:rPr>
-          <w:i/>
+          <w:iCs/>
+          <w:sz w:val="24"/>
+          <w:szCs w:val="24"/>
+        </w:rPr>
+      </w:pPr>
+      <w:r>
+        <w:rPr>
+          <w:iCs/>
           <w:sz w:val="24"/>
           <w:szCs w:val="24"/>
         </w:rPr>
@@ -2468,14 +2435,14 @@
         <w:ind w:left="360" w:hanging="76"/>
         <w:jc w:val="both"/>
         <w:rPr>
-          <w:i/>
-          <w:sz w:val="24"/>
-          <w:szCs w:val="24"/>
-        </w:rPr>
-      </w:pPr>
-      <w:r>
-        <w:rPr>
-          <w:i/>
+          <w:iCs/>
+          <w:sz w:val="24"/>
+          <w:szCs w:val="24"/>
+        </w:rPr>
+      </w:pPr>
+      <w:r>
+        <w:rPr>
+          <w:iCs/>
           <w:sz w:val="24"/>
           <w:szCs w:val="24"/>
         </w:rPr>
@@ -2488,14 +2455,14 @@
         <w:ind w:left="360" w:hanging="76"/>
         <w:jc w:val="both"/>
         <w:rPr>
-          <w:i/>
-          <w:sz w:val="24"/>
-          <w:szCs w:val="24"/>
-        </w:rPr>
-      </w:pPr>
-      <w:r>
-        <w:rPr>
-          <w:i/>
+          <w:iCs/>
+          <w:sz w:val="24"/>
+          <w:szCs w:val="24"/>
+        </w:rPr>
+      </w:pPr>
+      <w:r>
+        <w:rPr>
+          <w:iCs/>
           <w:sz w:val="24"/>
           <w:szCs w:val="24"/>
         </w:rPr>
@@ -2508,14 +2475,14 @@
         <w:ind w:left="360" w:hanging="76"/>
         <w:jc w:val="both"/>
         <w:rPr>
-          <w:i/>
-          <w:sz w:val="24"/>
-          <w:szCs w:val="24"/>
-        </w:rPr>
-      </w:pPr>
-      <w:r>
-        <w:rPr>
-          <w:i/>
+          <w:iCs/>
+          <w:sz w:val="24"/>
+          <w:szCs w:val="24"/>
+        </w:rPr>
+      </w:pPr>
+      <w:r>
+        <w:rPr>
+          <w:iCs/>
           <w:sz w:val="24"/>
           <w:szCs w:val="24"/>
         </w:rPr>
@@ -2654,14 +2621,14 @@
         <w:ind w:left="358" w:hanging="73"/>
         <w:jc w:val="both"/>
         <w:rPr>
-          <w:i/>
-          <w:sz w:val="24"/>
-          <w:szCs w:val="24"/>
-        </w:rPr>
-      </w:pPr>
-      <w:r>
-        <w:rPr>
-          <w:i/>
+          <w:iCs/>
+          <w:sz w:val="24"/>
+          <w:szCs w:val="24"/>
+        </w:rPr>
+      </w:pPr>
+      <w:r>
+        <w:rPr>
+          <w:iCs/>
           <w:sz w:val="24"/>
           <w:szCs w:val="24"/>
         </w:rPr>
@@ -2674,14 +2641,14 @@
         <w:ind w:left="358" w:hanging="73"/>
         <w:jc w:val="both"/>
         <w:rPr>
-          <w:i/>
-          <w:sz w:val="24"/>
-          <w:szCs w:val="24"/>
-        </w:rPr>
-      </w:pPr>
-      <w:r>
-        <w:rPr>
-          <w:i/>
+          <w:iCs/>
+          <w:sz w:val="24"/>
+          <w:szCs w:val="24"/>
+        </w:rPr>
+      </w:pPr>
+      <w:r>
+        <w:rPr>
+          <w:iCs/>
           <w:sz w:val="24"/>
           <w:szCs w:val="24"/>
         </w:rPr>
@@ -2694,7 +2661,7 @@
         <w:ind w:left="358" w:hanging="73"/>
         <w:jc w:val="both"/>
         <w:rPr>
-          <w:i/>
+          <w:iCs/>
           <w:sz w:val="24"/>
           <w:szCs w:val="24"/>
         </w:rPr>
@@ -2706,14 +2673,14 @@
         <w:ind w:left="358" w:hanging="73"/>
         <w:jc w:val="both"/>
         <w:rPr>
-          <w:i/>
-          <w:sz w:val="24"/>
-          <w:szCs w:val="24"/>
-        </w:rPr>
-      </w:pPr>
-      <w:r>
-        <w:rPr>
-          <w:i/>
+          <w:iCs/>
+          <w:sz w:val="24"/>
+          <w:szCs w:val="24"/>
+        </w:rPr>
+      </w:pPr>
+      <w:r>
+        <w:rPr>
+          <w:iCs/>
           <w:sz w:val="24"/>
           <w:szCs w:val="24"/>
         </w:rPr>
@@ -2726,14 +2693,14 @@
         <w:ind w:left="358" w:hanging="73"/>
         <w:jc w:val="both"/>
         <w:rPr>
-          <w:i/>
-          <w:sz w:val="24"/>
-          <w:szCs w:val="24"/>
-        </w:rPr>
-      </w:pPr>
-      <w:r>
-        <w:rPr>
-          <w:i/>
+          <w:iCs/>
+          <w:sz w:val="24"/>
+          <w:szCs w:val="24"/>
+        </w:rPr>
+      </w:pPr>
+      <w:r>
+        <w:rPr>
+          <w:iCs/>
           <w:sz w:val="24"/>
           <w:szCs w:val="24"/>
         </w:rPr>
@@ -2746,7 +2713,7 @@
         <w:ind w:left="358" w:hanging="73"/>
         <w:jc w:val="both"/>
         <w:rPr>
-          <w:i/>
+          <w:iCs/>
           <w:sz w:val="24"/>
           <w:szCs w:val="24"/>
         </w:rPr>
@@ -2758,14 +2725,14 @@
         <w:ind w:left="358" w:hanging="73"/>
         <w:jc w:val="both"/>
         <w:rPr>
-          <w:i/>
-          <w:sz w:val="24"/>
-          <w:szCs w:val="24"/>
-        </w:rPr>
-      </w:pPr>
-      <w:r>
-        <w:rPr>
-          <w:i/>
+          <w:iCs/>
+          <w:sz w:val="24"/>
+          <w:szCs w:val="24"/>
+        </w:rPr>
+      </w:pPr>
+      <w:r>
+        <w:rPr>
+          <w:iCs/>
           <w:sz w:val="24"/>
           <w:szCs w:val="24"/>
         </w:rPr>
@@ -2778,14 +2745,14 @@
         <w:ind w:left="358" w:hanging="73"/>
         <w:jc w:val="both"/>
         <w:rPr>
-          <w:i/>
-          <w:sz w:val="24"/>
-          <w:szCs w:val="24"/>
-        </w:rPr>
-      </w:pPr>
-      <w:r>
-        <w:rPr>
-          <w:i/>
+          <w:iCs/>
+          <w:sz w:val="24"/>
+          <w:szCs w:val="24"/>
+        </w:rPr>
+      </w:pPr>
+      <w:r>
+        <w:rPr>
+          <w:iCs/>
           <w:sz w:val="24"/>
           <w:szCs w:val="24"/>
         </w:rPr>
@@ -2798,7 +2765,7 @@
         <w:ind w:left="358" w:hanging="73"/>
         <w:jc w:val="both"/>
         <w:rPr>
-          <w:i/>
+          <w:iCs/>
           <w:sz w:val="24"/>
           <w:szCs w:val="24"/>
         </w:rPr>
@@ -2810,14 +2777,14 @@
         <w:ind w:left="358" w:hanging="73"/>
         <w:jc w:val="both"/>
         <w:rPr>
-          <w:i/>
-          <w:sz w:val="24"/>
-          <w:szCs w:val="24"/>
-        </w:rPr>
-      </w:pPr>
-      <w:r>
-        <w:rPr>
-          <w:i/>
+          <w:iCs/>
+          <w:sz w:val="24"/>
+          <w:szCs w:val="24"/>
+        </w:rPr>
+      </w:pPr>
+      <w:r>
+        <w:rPr>
+          <w:iCs/>
           <w:sz w:val="24"/>
           <w:szCs w:val="24"/>
         </w:rPr>
@@ -2830,14 +2797,14 @@
         <w:ind w:left="358" w:hanging="73"/>
         <w:jc w:val="both"/>
         <w:rPr>
-          <w:i/>
-          <w:sz w:val="24"/>
-          <w:szCs w:val="24"/>
-        </w:rPr>
-      </w:pPr>
-      <w:r>
-        <w:rPr>
-          <w:i/>
+          <w:iCs/>
+          <w:sz w:val="24"/>
+          <w:szCs w:val="24"/>
+        </w:rPr>
+      </w:pPr>
+      <w:r>
+        <w:rPr>
+          <w:iCs/>
           <w:sz w:val="24"/>
           <w:szCs w:val="24"/>
         </w:rPr>
@@ -2974,7 +2941,6 @@
           <w:sz w:val="24"/>
           <w:szCs w:val="24"/>
         </w:rPr>
-        <w:lastRenderedPageBreak/>
         <w:t>Cumplimiento de normativas legales: El incumplimiento de leyes locales sobre comercio electrónico o protección de datos podría afectar la operatividad.</w:t>
       </w:r>
     </w:p>
@@ -3006,6 +2972,7 @@
           <w:sz w:val="24"/>
           <w:szCs w:val="24"/>
         </w:rPr>
+        <w:lastRenderedPageBreak/>
         <w:t>Falta de proveedores de excedentes: Los negocios pueden no ver valor en el sistema, lo que limitaría la oferta de productos excedentes.</w:t>
       </w:r>
     </w:p>
@@ -3156,55 +3123,7 @@
           <w:sz w:val="24"/>
           <w:szCs w:val="24"/>
         </w:rPr>
-        <w:t xml:space="preserve">Software: La plataforma se desarrollará utilizando tecnologías como ASP.NET Core para el </w:t>
-      </w:r>
-      <w:proofErr w:type="spellStart"/>
-      <w:r>
-        <w:rPr>
-          <w:sz w:val="24"/>
-          <w:szCs w:val="24"/>
-        </w:rPr>
-        <w:t>backend</w:t>
-      </w:r>
-      <w:proofErr w:type="spellEnd"/>
-      <w:r>
-        <w:rPr>
-          <w:sz w:val="24"/>
-          <w:szCs w:val="24"/>
-        </w:rPr>
-        <w:t xml:space="preserve">, Angular para el </w:t>
-      </w:r>
-      <w:proofErr w:type="spellStart"/>
-      <w:r>
-        <w:rPr>
-          <w:sz w:val="24"/>
-          <w:szCs w:val="24"/>
-        </w:rPr>
-        <w:t>frontend</w:t>
-      </w:r>
-      <w:proofErr w:type="spellEnd"/>
-      <w:r>
-        <w:rPr>
-          <w:sz w:val="24"/>
-          <w:szCs w:val="24"/>
-        </w:rPr>
-        <w:t xml:space="preserve">, y PostgreSQL para la base de datos. Además, se integrará una API de pagos como </w:t>
-      </w:r>
-      <w:proofErr w:type="spellStart"/>
-      <w:r>
-        <w:rPr>
-          <w:sz w:val="24"/>
-          <w:szCs w:val="24"/>
-        </w:rPr>
-        <w:t>Stripe</w:t>
-      </w:r>
-      <w:proofErr w:type="spellEnd"/>
-      <w:r>
-        <w:rPr>
-          <w:sz w:val="24"/>
-          <w:szCs w:val="24"/>
-        </w:rPr>
-        <w:t xml:space="preserve"> o PayPal.</w:t>
+        <w:t>Software: La plataforma se desarrollará utilizando tecnologías como ASP.NET Core para el backend, Angular para el frontend, y PostgreSQL para la base de datos. Además, se integrará una API de pagos como Stripe o PayPal.</w:t>
       </w:r>
     </w:p>
     <w:p>
@@ -3278,65 +3197,77 @@
         <w:ind w:left="360"/>
         <w:jc w:val="both"/>
         <w:rPr>
-          <w:color w:val="000000"/>
-          <w:sz w:val="24"/>
-          <w:szCs w:val="24"/>
-        </w:rPr>
-      </w:pPr>
-      <w:r>
-        <w:rPr>
-          <w:sz w:val="24"/>
-          <w:szCs w:val="24"/>
-        </w:rPr>
-        <w:t xml:space="preserve">La plataforma será desarrollada utilizando tecnologías modernas, con un </w:t>
-      </w:r>
-      <w:proofErr w:type="spellStart"/>
-      <w:r>
-        <w:rPr>
-          <w:sz w:val="24"/>
-          <w:szCs w:val="24"/>
-        </w:rPr>
-        <w:t>backend</w:t>
-      </w:r>
-      <w:proofErr w:type="spellEnd"/>
-      <w:r>
-        <w:rPr>
-          <w:sz w:val="24"/>
-          <w:szCs w:val="24"/>
-        </w:rPr>
-        <w:t xml:space="preserve"> en ASP.NET Core y un </w:t>
-      </w:r>
-      <w:proofErr w:type="spellStart"/>
-      <w:r>
-        <w:rPr>
-          <w:sz w:val="24"/>
-          <w:szCs w:val="24"/>
-        </w:rPr>
-        <w:t>frontend</w:t>
-      </w:r>
-      <w:proofErr w:type="spellEnd"/>
-      <w:r>
-        <w:rPr>
-          <w:sz w:val="24"/>
-          <w:szCs w:val="24"/>
-        </w:rPr>
-        <w:t xml:space="preserve"> en Angular. La infraestructura en la nube ofrecerá la escalabilidad necesaria para soportar el crecimiento del sistema. Se emplearán PostgreSQL para la gestión de datos y </w:t>
-      </w:r>
-      <w:proofErr w:type="spellStart"/>
-      <w:r>
-        <w:rPr>
-          <w:sz w:val="24"/>
-          <w:szCs w:val="24"/>
-        </w:rPr>
-        <w:t>Stripe</w:t>
-      </w:r>
-      <w:proofErr w:type="spellEnd"/>
-      <w:r>
-        <w:rPr>
-          <w:sz w:val="24"/>
-          <w:szCs w:val="24"/>
-        </w:rPr>
-        <w:t xml:space="preserve"> para el procesamiento de pagos.</w:t>
+          <w:sz w:val="24"/>
+          <w:szCs w:val="24"/>
+        </w:rPr>
+      </w:pPr>
+    </w:p>
+    <w:p>
+      <w:pPr>
+        <w:pBdr>
+          <w:top w:val="nil"/>
+          <w:left w:val="nil"/>
+          <w:bottom w:val="nil"/>
+          <w:right w:val="nil"/>
+          <w:between w:val="nil"/>
+        </w:pBdr>
+        <w:spacing w:after="0"/>
+        <w:ind w:left="360"/>
+        <w:jc w:val="both"/>
+        <w:rPr>
+          <w:sz w:val="24"/>
+          <w:szCs w:val="24"/>
+        </w:rPr>
+      </w:pPr>
+      <w:r>
+        <w:drawing>
+          <wp:inline distT="0" distB="0" distL="0" distR="0" wp14:anchorId="1A50F37D" wp14:editId="603E5B59">
+            <wp:extent cx="5086350" cy="2486025"/>
+            <wp:effectExtent l="0" t="0" r="0" b="9525"/>
+            <wp:docPr id="782216682" name="Imagen 1"/>
+            <wp:cNvGraphicFramePr>
+              <a:graphicFrameLocks xmlns:a="http://schemas.openxmlformats.org/drawingml/2006/main" noChangeAspect="1"/>
+            </wp:cNvGraphicFramePr>
+            <a:graphic xmlns:a="http://schemas.openxmlformats.org/drawingml/2006/main">
+              <a:graphicData uri="http://schemas.openxmlformats.org/drawingml/2006/picture">
+                <pic:pic xmlns:pic="http://schemas.openxmlformats.org/drawingml/2006/picture">
+                  <pic:nvPicPr>
+                    <pic:cNvPr id="0" name="Picture 1"/>
+                    <pic:cNvPicPr>
+                      <a:picLocks noChangeAspect="1" noChangeArrowheads="1"/>
+                    </pic:cNvPicPr>
+                  </pic:nvPicPr>
+                  <pic:blipFill>
+                    <a:blip r:embed="rId9">
+                      <a:extLst>
+                        <a:ext uri="{28A0092B-C50C-407E-A947-70E740481C1C}">
+                          <a14:useLocalDpi xmlns:a14="http://schemas.microsoft.com/office/drawing/2010/main" val="0"/>
+                        </a:ext>
+                      </a:extLst>
+                    </a:blip>
+                    <a:srcRect/>
+                    <a:stretch>
+                      <a:fillRect/>
+                    </a:stretch>
+                  </pic:blipFill>
+                  <pic:spPr bwMode="auto">
+                    <a:xfrm>
+                      <a:off x="0" y="0"/>
+                      <a:ext cx="5086350" cy="2486025"/>
+                    </a:xfrm>
+                    <a:prstGeom prst="rect">
+                      <a:avLst/>
+                    </a:prstGeom>
+                    <a:noFill/>
+                    <a:ln>
+                      <a:noFill/>
+                    </a:ln>
+                  </pic:spPr>
+                </pic:pic>
+              </a:graphicData>
+            </a:graphic>
+          </wp:inline>
+        </w:drawing>
       </w:r>
     </w:p>
     <w:p>
@@ -3614,6 +3545,7 @@
                 <w:sz w:val="24"/>
                 <w:szCs w:val="24"/>
               </w:rPr>
+              <w:lastRenderedPageBreak/>
               <w:t>Equipos de oficina (computadoras, impresoras)</w:t>
             </w:r>
           </w:p>
@@ -3798,7 +3730,6 @@
                 <w:sz w:val="24"/>
                 <w:szCs w:val="24"/>
               </w:rPr>
-              <w:lastRenderedPageBreak/>
               <w:t>Software de desarrollo (licencias, herramientas)</w:t>
             </w:r>
           </w:p>
@@ -4281,27 +4212,7 @@
           <w:sz w:val="24"/>
           <w:szCs w:val="24"/>
         </w:rPr>
-        <w:t xml:space="preserve">Costos </w:t>
-      </w:r>
-      <w:proofErr w:type="spellStart"/>
-      <w:r>
-        <w:rPr>
-          <w:iCs/>
-          <w:color w:val="000000"/>
-          <w:sz w:val="24"/>
-          <w:szCs w:val="24"/>
-        </w:rPr>
-        <w:t>terraform</w:t>
-      </w:r>
-      <w:proofErr w:type="spellEnd"/>
-      <w:r>
-        <w:rPr>
-          <w:iCs/>
-          <w:color w:val="000000"/>
-          <w:sz w:val="24"/>
-          <w:szCs w:val="24"/>
-        </w:rPr>
-        <w:t xml:space="preserve">: </w:t>
+        <w:t xml:space="preserve">Costos terraform: </w:t>
       </w:r>
     </w:p>
     <w:p>
@@ -4523,7 +4434,6 @@
                 <w:lang w:val="en-US" w:eastAsia="es-US"/>
               </w:rPr>
             </w:pPr>
-            <w:proofErr w:type="spellStart"/>
             <w:r>
               <w:rPr>
                 <w:rFonts w:ascii="Aptos Narrow" w:eastAsia="Times New Roman" w:hAnsi="Aptos Narrow" w:cs="Times New Roman"/>
@@ -4534,7 +4444,6 @@
               </w:rPr>
               <w:t>azurerm_postgresql_flexible_server.db</w:t>
             </w:r>
-            <w:proofErr w:type="spellEnd"/>
           </w:p>
         </w:tc>
         <w:tc>
@@ -4938,52 +4847,14 @@
                 <w:lang w:val="es-US" w:eastAsia="es-US"/>
               </w:rPr>
             </w:pPr>
-            <w:proofErr w:type="spellStart"/>
             <w:r>
               <w:rPr>
                 <w:rFonts w:ascii="Aptos Narrow" w:eastAsia="Times New Roman" w:hAnsi="Aptos Narrow" w:cs="Times New Roman"/>
                 <w:color w:val="000000"/>
                 <w:lang w:val="es-US" w:eastAsia="es-US"/>
               </w:rPr>
-              <w:t>Additional</w:t>
-            </w:r>
-            <w:proofErr w:type="spellEnd"/>
-            <w:r>
-              <w:rPr>
-                <w:rFonts w:ascii="Aptos Narrow" w:eastAsia="Times New Roman" w:hAnsi="Aptos Narrow" w:cs="Times New Roman"/>
-                <w:color w:val="000000"/>
-                <w:lang w:val="es-US" w:eastAsia="es-US"/>
-              </w:rPr>
-              <w:t xml:space="preserve"> </w:t>
-            </w:r>
-            <w:proofErr w:type="spellStart"/>
-            <w:r>
-              <w:rPr>
-                <w:rFonts w:ascii="Aptos Narrow" w:eastAsia="Times New Roman" w:hAnsi="Aptos Narrow" w:cs="Times New Roman"/>
-                <w:color w:val="000000"/>
-                <w:lang w:val="es-US" w:eastAsia="es-US"/>
-              </w:rPr>
-              <w:t>backup</w:t>
-            </w:r>
-            <w:proofErr w:type="spellEnd"/>
-            <w:r>
-              <w:rPr>
-                <w:rFonts w:ascii="Aptos Narrow" w:eastAsia="Times New Roman" w:hAnsi="Aptos Narrow" w:cs="Times New Roman"/>
-                <w:color w:val="000000"/>
-                <w:lang w:val="es-US" w:eastAsia="es-US"/>
-              </w:rPr>
-              <w:t xml:space="preserve"> </w:t>
-            </w:r>
-            <w:proofErr w:type="spellStart"/>
-            <w:r>
-              <w:rPr>
-                <w:rFonts w:ascii="Aptos Narrow" w:eastAsia="Times New Roman" w:hAnsi="Aptos Narrow" w:cs="Times New Roman"/>
-                <w:color w:val="000000"/>
-                <w:lang w:val="es-US" w:eastAsia="es-US"/>
-              </w:rPr>
-              <w:t>storage</w:t>
-            </w:r>
-            <w:proofErr w:type="spellEnd"/>
+              <w:t>Additional backup storage</w:t>
+            </w:r>
           </w:p>
         </w:tc>
         <w:tc>
@@ -5115,7 +4986,6 @@
                 <w:lang w:val="en-US" w:eastAsia="es-US"/>
               </w:rPr>
             </w:pPr>
-            <w:proofErr w:type="spellStart"/>
             <w:r>
               <w:rPr>
                 <w:rFonts w:ascii="Aptos Narrow" w:eastAsia="Times New Roman" w:hAnsi="Aptos Narrow" w:cs="Times New Roman"/>
@@ -5126,7 +4996,6 @@
               </w:rPr>
               <w:t>azurerm_service_plan.web_plan</w:t>
             </w:r>
-            <w:proofErr w:type="spellEnd"/>
           </w:p>
         </w:tc>
         <w:tc>
@@ -5256,41 +5125,13 @@
                 <w:lang w:val="es-US" w:eastAsia="es-US"/>
               </w:rPr>
             </w:pPr>
-            <w:proofErr w:type="spellStart"/>
             <w:r>
               <w:rPr>
                 <w:rFonts w:ascii="Aptos Narrow" w:eastAsia="Times New Roman" w:hAnsi="Aptos Narrow" w:cs="Times New Roman"/>
                 <w:color w:val="000000"/>
                 <w:lang w:val="es-US" w:eastAsia="es-US"/>
               </w:rPr>
-              <w:t>Instance</w:t>
-            </w:r>
-            <w:proofErr w:type="spellEnd"/>
-            <w:r>
-              <w:rPr>
-                <w:rFonts w:ascii="Aptos Narrow" w:eastAsia="Times New Roman" w:hAnsi="Aptos Narrow" w:cs="Times New Roman"/>
-                <w:color w:val="000000"/>
-                <w:lang w:val="es-US" w:eastAsia="es-US"/>
-              </w:rPr>
-              <w:t xml:space="preserve"> </w:t>
-            </w:r>
-            <w:proofErr w:type="spellStart"/>
-            <w:r>
-              <w:rPr>
-                <w:rFonts w:ascii="Aptos Narrow" w:eastAsia="Times New Roman" w:hAnsi="Aptos Narrow" w:cs="Times New Roman"/>
-                <w:color w:val="000000"/>
-                <w:lang w:val="es-US" w:eastAsia="es-US"/>
-              </w:rPr>
-              <w:t>usage</w:t>
-            </w:r>
-            <w:proofErr w:type="spellEnd"/>
-            <w:r>
-              <w:rPr>
-                <w:rFonts w:ascii="Aptos Narrow" w:eastAsia="Times New Roman" w:hAnsi="Aptos Narrow" w:cs="Times New Roman"/>
-                <w:color w:val="000000"/>
-                <w:lang w:val="es-US" w:eastAsia="es-US"/>
-              </w:rPr>
-              <w:t xml:space="preserve"> (F1)</w:t>
+              <w:t>Instance usage (F1)</w:t>
             </w:r>
           </w:p>
         </w:tc>
@@ -5423,7 +5264,6 @@
                 <w:lang w:val="en-US" w:eastAsia="es-US"/>
               </w:rPr>
             </w:pPr>
-            <w:proofErr w:type="spellStart"/>
             <w:r>
               <w:rPr>
                 <w:rFonts w:ascii="Aptos Narrow" w:eastAsia="Times New Roman" w:hAnsi="Aptos Narrow" w:cs="Times New Roman"/>
@@ -5434,7 +5274,6 @@
               </w:rPr>
               <w:t>azurerm_storage_account.web_storage</w:t>
             </w:r>
-            <w:proofErr w:type="spellEnd"/>
           </w:p>
         </w:tc>
         <w:tc>
@@ -5564,7 +5403,6 @@
                 <w:lang w:val="es-US" w:eastAsia="es-US"/>
               </w:rPr>
             </w:pPr>
-            <w:proofErr w:type="spellStart"/>
             <w:r>
               <w:rPr>
                 <w:rFonts w:ascii="Aptos Narrow" w:eastAsia="Times New Roman" w:hAnsi="Aptos Narrow" w:cs="Times New Roman"/>
@@ -5573,7 +5411,6 @@
               </w:rPr>
               <w:t>Capacity</w:t>
             </w:r>
-            <w:proofErr w:type="spellEnd"/>
           </w:p>
         </w:tc>
         <w:tc>
@@ -5703,34 +5540,14 @@
                 <w:lang w:val="es-US" w:eastAsia="es-US"/>
               </w:rPr>
             </w:pPr>
-            <w:proofErr w:type="spellStart"/>
             <w:r>
               <w:rPr>
                 <w:rFonts w:ascii="Aptos Narrow" w:eastAsia="Times New Roman" w:hAnsi="Aptos Narrow" w:cs="Times New Roman"/>
                 <w:color w:val="000000"/>
                 <w:lang w:val="es-US" w:eastAsia="es-US"/>
               </w:rPr>
-              <w:t>Write</w:t>
-            </w:r>
-            <w:proofErr w:type="spellEnd"/>
-            <w:r>
-              <w:rPr>
-                <w:rFonts w:ascii="Aptos Narrow" w:eastAsia="Times New Roman" w:hAnsi="Aptos Narrow" w:cs="Times New Roman"/>
-                <w:color w:val="000000"/>
-                <w:lang w:val="es-US" w:eastAsia="es-US"/>
-              </w:rPr>
-              <w:t xml:space="preserve"> </w:t>
-            </w:r>
-            <w:proofErr w:type="spellStart"/>
-            <w:r>
-              <w:rPr>
-                <w:rFonts w:ascii="Aptos Narrow" w:eastAsia="Times New Roman" w:hAnsi="Aptos Narrow" w:cs="Times New Roman"/>
-                <w:color w:val="000000"/>
-                <w:lang w:val="es-US" w:eastAsia="es-US"/>
-              </w:rPr>
-              <w:t>operations</w:t>
-            </w:r>
-            <w:proofErr w:type="spellEnd"/>
+              <w:t>Write operations</w:t>
+            </w:r>
           </w:p>
         </w:tc>
         <w:tc>
@@ -5997,34 +5814,14 @@
                 <w:lang w:val="es-US" w:eastAsia="es-US"/>
               </w:rPr>
             </w:pPr>
-            <w:proofErr w:type="spellStart"/>
             <w:r>
               <w:rPr>
                 <w:rFonts w:ascii="Aptos Narrow" w:eastAsia="Times New Roman" w:hAnsi="Aptos Narrow" w:cs="Times New Roman"/>
                 <w:color w:val="000000"/>
                 <w:lang w:val="es-US" w:eastAsia="es-US"/>
               </w:rPr>
-              <w:t>Read</w:t>
-            </w:r>
-            <w:proofErr w:type="spellEnd"/>
-            <w:r>
-              <w:rPr>
-                <w:rFonts w:ascii="Aptos Narrow" w:eastAsia="Times New Roman" w:hAnsi="Aptos Narrow" w:cs="Times New Roman"/>
-                <w:color w:val="000000"/>
-                <w:lang w:val="es-US" w:eastAsia="es-US"/>
-              </w:rPr>
-              <w:t xml:space="preserve"> </w:t>
-            </w:r>
-            <w:proofErr w:type="spellStart"/>
-            <w:r>
-              <w:rPr>
-                <w:rFonts w:ascii="Aptos Narrow" w:eastAsia="Times New Roman" w:hAnsi="Aptos Narrow" w:cs="Times New Roman"/>
-                <w:color w:val="000000"/>
-                <w:lang w:val="es-US" w:eastAsia="es-US"/>
-              </w:rPr>
-              <w:t>operations</w:t>
-            </w:r>
-            <w:proofErr w:type="spellEnd"/>
+              <w:t>Read operations</w:t>
+            </w:r>
           </w:p>
         </w:tc>
         <w:tc>
@@ -6154,52 +5951,14 @@
                 <w:lang w:val="es-US" w:eastAsia="es-US"/>
               </w:rPr>
             </w:pPr>
-            <w:proofErr w:type="spellStart"/>
             <w:r>
               <w:rPr>
                 <w:rFonts w:ascii="Aptos Narrow" w:eastAsia="Times New Roman" w:hAnsi="Aptos Narrow" w:cs="Times New Roman"/>
                 <w:color w:val="000000"/>
                 <w:lang w:val="es-US" w:eastAsia="es-US"/>
               </w:rPr>
-              <w:t>All</w:t>
-            </w:r>
-            <w:proofErr w:type="spellEnd"/>
-            <w:r>
-              <w:rPr>
-                <w:rFonts w:ascii="Aptos Narrow" w:eastAsia="Times New Roman" w:hAnsi="Aptos Narrow" w:cs="Times New Roman"/>
-                <w:color w:val="000000"/>
-                <w:lang w:val="es-US" w:eastAsia="es-US"/>
-              </w:rPr>
-              <w:t xml:space="preserve"> </w:t>
-            </w:r>
-            <w:proofErr w:type="spellStart"/>
-            <w:r>
-              <w:rPr>
-                <w:rFonts w:ascii="Aptos Narrow" w:eastAsia="Times New Roman" w:hAnsi="Aptos Narrow" w:cs="Times New Roman"/>
-                <w:color w:val="000000"/>
-                <w:lang w:val="es-US" w:eastAsia="es-US"/>
-              </w:rPr>
-              <w:t>other</w:t>
-            </w:r>
-            <w:proofErr w:type="spellEnd"/>
-            <w:r>
-              <w:rPr>
-                <w:rFonts w:ascii="Aptos Narrow" w:eastAsia="Times New Roman" w:hAnsi="Aptos Narrow" w:cs="Times New Roman"/>
-                <w:color w:val="000000"/>
-                <w:lang w:val="es-US" w:eastAsia="es-US"/>
-              </w:rPr>
-              <w:t xml:space="preserve"> </w:t>
-            </w:r>
-            <w:proofErr w:type="spellStart"/>
-            <w:r>
-              <w:rPr>
-                <w:rFonts w:ascii="Aptos Narrow" w:eastAsia="Times New Roman" w:hAnsi="Aptos Narrow" w:cs="Times New Roman"/>
-                <w:color w:val="000000"/>
-                <w:lang w:val="es-US" w:eastAsia="es-US"/>
-              </w:rPr>
-              <w:t>operations</w:t>
-            </w:r>
-            <w:proofErr w:type="spellEnd"/>
+              <w:t>All other operations</w:t>
+            </w:r>
           </w:p>
         </w:tc>
         <w:tc>
@@ -6335,18 +6094,8 @@
                 <w:color w:val="000000"/>
                 <w:lang w:val="es-US" w:eastAsia="es-US"/>
               </w:rPr>
-              <w:t xml:space="preserve">Blob </w:t>
-            </w:r>
-            <w:proofErr w:type="spellStart"/>
-            <w:r>
-              <w:rPr>
-                <w:rFonts w:ascii="Aptos Narrow" w:eastAsia="Times New Roman" w:hAnsi="Aptos Narrow" w:cs="Times New Roman"/>
-                <w:color w:val="000000"/>
-                <w:lang w:val="es-US" w:eastAsia="es-US"/>
-              </w:rPr>
-              <w:t>index</w:t>
-            </w:r>
-            <w:proofErr w:type="spellEnd"/>
+              <w:t>Blob index</w:t>
+            </w:r>
           </w:p>
         </w:tc>
         <w:tc>
@@ -6486,6 +6235,7 @@
                 <w:color w:val="000000"/>
                 <w:lang w:val="es-US" w:eastAsia="es-US"/>
               </w:rPr>
+              <w:lastRenderedPageBreak/>
               <w:t>TOTAL GENERAL</w:t>
             </w:r>
           </w:p>
@@ -7077,17 +6827,8 @@
                 <w:sz w:val="24"/>
                 <w:szCs w:val="24"/>
               </w:rPr>
-              <w:t xml:space="preserve">Desarrollador </w:t>
-            </w:r>
-            <w:proofErr w:type="spellStart"/>
-            <w:r>
-              <w:rPr>
-                <w:sz w:val="24"/>
-                <w:szCs w:val="24"/>
-              </w:rPr>
-              <w:t>Backend</w:t>
-            </w:r>
-            <w:proofErr w:type="spellEnd"/>
+              <w:t>Desarrollador Backend</w:t>
+            </w:r>
           </w:p>
         </w:tc>
         <w:tc>
@@ -7194,23 +6935,7 @@
                 <w:sz w:val="24"/>
                 <w:szCs w:val="24"/>
               </w:rPr>
-              <w:t xml:space="preserve">Desarrollo de la lógica de negocio y </w:t>
-            </w:r>
-            <w:proofErr w:type="spellStart"/>
-            <w:r>
-              <w:rPr>
-                <w:sz w:val="24"/>
-                <w:szCs w:val="24"/>
-              </w:rPr>
-              <w:t>backend</w:t>
-            </w:r>
-            <w:proofErr w:type="spellEnd"/>
-            <w:r>
-              <w:rPr>
-                <w:sz w:val="24"/>
-                <w:szCs w:val="24"/>
-              </w:rPr>
-              <w:t>.</w:t>
+              <w:t>Desarrollo de la lógica de negocio y backend.</w:t>
             </w:r>
           </w:p>
         </w:tc>
@@ -7248,17 +6973,8 @@
                 <w:sz w:val="24"/>
                 <w:szCs w:val="24"/>
               </w:rPr>
-              <w:t xml:space="preserve">Desarrollador </w:t>
-            </w:r>
-            <w:proofErr w:type="spellStart"/>
-            <w:r>
-              <w:rPr>
-                <w:sz w:val="24"/>
-                <w:szCs w:val="24"/>
-              </w:rPr>
-              <w:t>Frontend</w:t>
-            </w:r>
-            <w:proofErr w:type="spellEnd"/>
+              <w:t>Desarrollador Frontend</w:t>
+            </w:r>
           </w:p>
         </w:tc>
         <w:tc>
@@ -7365,23 +7081,7 @@
                 <w:sz w:val="24"/>
                 <w:szCs w:val="24"/>
               </w:rPr>
-              <w:t>Desarrollo de la interfaz de usuario (</w:t>
-            </w:r>
-            <w:proofErr w:type="spellStart"/>
-            <w:r>
-              <w:rPr>
-                <w:sz w:val="24"/>
-                <w:szCs w:val="24"/>
-              </w:rPr>
-              <w:t>frontend</w:t>
-            </w:r>
-            <w:proofErr w:type="spellEnd"/>
-            <w:r>
-              <w:rPr>
-                <w:sz w:val="24"/>
-                <w:szCs w:val="24"/>
-              </w:rPr>
-              <w:t>).</w:t>
+              <w:t>Desarrollo de la interfaz de usuario (frontend).</w:t>
             </w:r>
           </w:p>
         </w:tc>
@@ -8082,7 +7782,6 @@
           <w:sz w:val="24"/>
           <w:szCs w:val="24"/>
         </w:rPr>
-        <w:lastRenderedPageBreak/>
         <w:t>El proyecto tiene un impacto positivo en la comunidad al reducir el desperdicio de alimentos y ayudar a los consumidores a acceder a productos a precios más bajos.</w:t>
       </w:r>
     </w:p>
@@ -8609,25 +8308,7 @@
           <w:sz w:val="24"/>
           <w:szCs w:val="24"/>
         </w:rPr>
-        <w:t>B/C=</w:t>
-      </w:r>
-      <w:proofErr w:type="spellStart"/>
-      <w:r>
-        <w:rPr>
-          <w:iCs/>
-          <w:sz w:val="24"/>
-          <w:szCs w:val="24"/>
-        </w:rPr>
-        <w:t>CostosBeneficios</w:t>
-      </w:r>
-      <w:proofErr w:type="spellEnd"/>
-      <w:r>
-        <w:rPr>
-          <w:iCs/>
-          <w:sz w:val="24"/>
-          <w:szCs w:val="24"/>
-        </w:rPr>
-        <w:t>​</w:t>
+        <w:t>B/C=CostosBeneficios​</w:t>
       </w:r>
     </w:p>
     <w:p>
@@ -8862,47 +8543,7 @@
           <w:szCs w:val="24"/>
           <w:lang w:val="en-US"/>
         </w:rPr>
-        <w:t xml:space="preserve">Costos </w:t>
-      </w:r>
-      <w:proofErr w:type="spellStart"/>
-      <w:r>
-        <w:rPr>
-          <w:iCs/>
-          <w:sz w:val="24"/>
-          <w:szCs w:val="24"/>
-          <w:lang w:val="en-US"/>
-        </w:rPr>
-        <w:t>Totales</w:t>
-      </w:r>
-      <w:proofErr w:type="spellEnd"/>
-      <w:r>
-        <w:rPr>
-          <w:iCs/>
-          <w:sz w:val="24"/>
-          <w:szCs w:val="24"/>
-          <w:lang w:val="en-US"/>
-        </w:rPr>
-        <w:t xml:space="preserve"> </w:t>
-      </w:r>
-      <w:proofErr w:type="spellStart"/>
-      <w:r>
-        <w:rPr>
-          <w:iCs/>
-          <w:sz w:val="24"/>
-          <w:szCs w:val="24"/>
-          <w:lang w:val="en-US"/>
-        </w:rPr>
-        <w:t>Anuales</w:t>
-      </w:r>
-      <w:proofErr w:type="spellEnd"/>
-      <w:r>
-        <w:rPr>
-          <w:iCs/>
-          <w:sz w:val="24"/>
-          <w:szCs w:val="24"/>
-          <w:lang w:val="en-US"/>
-        </w:rPr>
-        <w:t>:</w:t>
+        <w:t>Costos Totales Anuales:</w:t>
       </w:r>
     </w:p>
     <w:p>
@@ -8993,7 +8634,6 @@
           <w:lang w:val="en-US"/>
         </w:rPr>
       </w:pPr>
-      <w:proofErr w:type="spellStart"/>
       <w:r>
         <w:rPr>
           <w:iCs/>
@@ -9001,17 +8641,7 @@
           <w:szCs w:val="24"/>
           <w:lang w:val="en-US"/>
         </w:rPr>
-        <w:t>Relación</w:t>
-      </w:r>
-      <w:proofErr w:type="spellEnd"/>
-      <w:r>
-        <w:rPr>
-          <w:iCs/>
-          <w:sz w:val="24"/>
-          <w:szCs w:val="24"/>
-          <w:lang w:val="en-US"/>
-        </w:rPr>
-        <w:t xml:space="preserve">: </w:t>
+        <w:t xml:space="preserve">Relación: </w:t>
       </w:r>
     </w:p>
     <w:p>
@@ -9085,6 +8715,7 @@
           <w:sz w:val="24"/>
           <w:szCs w:val="24"/>
         </w:rPr>
+        <w:lastRenderedPageBreak/>
         <w:t>85,550</w:t>
       </w:r>
     </w:p>
@@ -9166,7 +8797,6 @@
           <w:sz w:val="24"/>
           <w:szCs w:val="24"/>
         </w:rPr>
-        <w:lastRenderedPageBreak/>
         <w:t xml:space="preserve"> ≈1.40</w:t>
       </w:r>
     </w:p>
@@ -9389,7 +9019,7 @@
                     <pic:cNvPicPr/>
                   </pic:nvPicPr>
                   <pic:blipFill>
-                    <a:blip r:embed="rId9"/>
+                    <a:blip r:embed="rId10"/>
                     <a:stretch>
                       <a:fillRect/>
                     </a:stretch>
@@ -9689,7 +9319,7 @@
                     <pic:cNvPicPr/>
                   </pic:nvPicPr>
                   <pic:blipFill>
-                    <a:blip r:embed="rId10"/>
+                    <a:blip r:embed="rId11"/>
                     <a:stretch>
                       <a:fillRect/>
                     </a:stretch>
@@ -9778,7 +9408,7 @@
                     <pic:cNvPicPr/>
                   </pic:nvPicPr>
                   <pic:blipFill>
-                    <a:blip r:embed="rId11"/>
+                    <a:blip r:embed="rId12"/>
                     <a:stretch>
                       <a:fillRect/>
                     </a:stretch>
@@ -9867,7 +9497,7 @@
                     <pic:cNvPicPr/>
                   </pic:nvPicPr>
                   <pic:blipFill>
-                    <a:blip r:embed="rId12"/>
+                    <a:blip r:embed="rId13"/>
                     <a:stretch>
                       <a:fillRect/>
                     </a:stretch>
@@ -10358,7 +9988,6 @@
           <w:sz w:val="24"/>
           <w:szCs w:val="24"/>
         </w:rPr>
-        <w:lastRenderedPageBreak/>
         <w:t>El VAN es S/. 279,181.10, lo que indica que el proyecto es rentable, ya que el valor presente de los ingresos futuros supera el costo inicial.</w:t>
       </w:r>
     </w:p>
@@ -10520,7 +10149,7 @@
                     <pic:cNvPicPr/>
                   </pic:nvPicPr>
                   <pic:blipFill>
-                    <a:blip r:embed="rId13"/>
+                    <a:blip r:embed="rId14"/>
                     <a:stretch>
                       <a:fillRect/>
                     </a:stretch>
@@ -10753,16 +10382,7 @@
           <w:sz w:val="24"/>
           <w:szCs w:val="24"/>
         </w:rPr>
-        <w:t xml:space="preserve">El proyecto </w:t>
-      </w:r>
-      <w:proofErr w:type="spellStart"/>
-      <w:r>
-        <w:rPr>
-          <w:iCs/>
-          <w:sz w:val="24"/>
-          <w:szCs w:val="24"/>
-        </w:rPr>
-        <w:t>Lo</w:t>
+        <w:t>El proyecto Lo</w:t>
       </w:r>
       <w:r>
         <w:rPr>
@@ -10778,16 +10398,7 @@
           <w:sz w:val="24"/>
           <w:szCs w:val="24"/>
         </w:rPr>
-        <w:t>pify</w:t>
-      </w:r>
-      <w:proofErr w:type="spellEnd"/>
-      <w:r>
-        <w:rPr>
-          <w:iCs/>
-          <w:sz w:val="24"/>
-          <w:szCs w:val="24"/>
-        </w:rPr>
-        <w:t xml:space="preserve"> es</w:t>
+        <w:t>pify es</w:t>
       </w:r>
       <w:r>
         <w:rPr>
@@ -10923,8 +10534,8 @@
       </w:r>
     </w:p>
     <w:sectPr>
-      <w:headerReference w:type="default" r:id="rId14"/>
-      <w:footerReference w:type="default" r:id="rId15"/>
+      <w:headerReference w:type="default" r:id="rId15"/>
+      <w:footerReference w:type="default" r:id="rId16"/>
       <w:pgSz w:w="11906" w:h="16838"/>
       <w:pgMar w:top="1417" w:right="1701" w:bottom="1417" w:left="1701" w:header="708" w:footer="708" w:gutter="0"/>
       <w:pgNumType w:start="1"/>
@@ -11617,6 +11228,119 @@
     </w:lvl>
   </w:abstractNum>
   <w:abstractNum w:abstractNumId="5" w15:restartNumberingAfterBreak="0">
+    <w:nsid w:val="730726E1"/>
+    <w:multiLevelType w:val="hybridMultilevel"/>
+    <w:tmpl w:val="6ABE6676"/>
+    <w:lvl w:ilvl="0" w:tplc="0C0A0001">
+      <w:start w:val="1"/>
+      <w:numFmt w:val="bullet"/>
+      <w:lvlText w:val=""/>
+      <w:lvlJc w:val="left"/>
+      <w:pPr>
+        <w:ind w:left="1004" w:hanging="360"/>
+      </w:pPr>
+      <w:rPr>
+        <w:rFonts w:ascii="Symbol" w:hAnsi="Symbol" w:hint="default"/>
+      </w:rPr>
+    </w:lvl>
+    <w:lvl w:ilvl="1" w:tplc="0C0A0003" w:tentative="1">
+      <w:start w:val="1"/>
+      <w:numFmt w:val="bullet"/>
+      <w:lvlText w:val="o"/>
+      <w:lvlJc w:val="left"/>
+      <w:pPr>
+        <w:ind w:left="1724" w:hanging="360"/>
+      </w:pPr>
+      <w:rPr>
+        <w:rFonts w:ascii="Courier New" w:hAnsi="Courier New" w:cs="Courier New" w:hint="default"/>
+      </w:rPr>
+    </w:lvl>
+    <w:lvl w:ilvl="2" w:tplc="0C0A0005" w:tentative="1">
+      <w:start w:val="1"/>
+      <w:numFmt w:val="bullet"/>
+      <w:lvlText w:val=""/>
+      <w:lvlJc w:val="left"/>
+      <w:pPr>
+        <w:ind w:left="2444" w:hanging="360"/>
+      </w:pPr>
+      <w:rPr>
+        <w:rFonts w:ascii="Wingdings" w:hAnsi="Wingdings" w:hint="default"/>
+      </w:rPr>
+    </w:lvl>
+    <w:lvl w:ilvl="3" w:tplc="0C0A0001" w:tentative="1">
+      <w:start w:val="1"/>
+      <w:numFmt w:val="bullet"/>
+      <w:lvlText w:val=""/>
+      <w:lvlJc w:val="left"/>
+      <w:pPr>
+        <w:ind w:left="3164" w:hanging="360"/>
+      </w:pPr>
+      <w:rPr>
+        <w:rFonts w:ascii="Symbol" w:hAnsi="Symbol" w:hint="default"/>
+      </w:rPr>
+    </w:lvl>
+    <w:lvl w:ilvl="4" w:tplc="0C0A0003" w:tentative="1">
+      <w:start w:val="1"/>
+      <w:numFmt w:val="bullet"/>
+      <w:lvlText w:val="o"/>
+      <w:lvlJc w:val="left"/>
+      <w:pPr>
+        <w:ind w:left="3884" w:hanging="360"/>
+      </w:pPr>
+      <w:rPr>
+        <w:rFonts w:ascii="Courier New" w:hAnsi="Courier New" w:cs="Courier New" w:hint="default"/>
+      </w:rPr>
+    </w:lvl>
+    <w:lvl w:ilvl="5" w:tplc="0C0A0005" w:tentative="1">
+      <w:start w:val="1"/>
+      <w:numFmt w:val="bullet"/>
+      <w:lvlText w:val=""/>
+      <w:lvlJc w:val="left"/>
+      <w:pPr>
+        <w:ind w:left="4604" w:hanging="360"/>
+      </w:pPr>
+      <w:rPr>
+        <w:rFonts w:ascii="Wingdings" w:hAnsi="Wingdings" w:hint="default"/>
+      </w:rPr>
+    </w:lvl>
+    <w:lvl w:ilvl="6" w:tplc="0C0A0001" w:tentative="1">
+      <w:start w:val="1"/>
+      <w:numFmt w:val="bullet"/>
+      <w:lvlText w:val=""/>
+      <w:lvlJc w:val="left"/>
+      <w:pPr>
+        <w:ind w:left="5324" w:hanging="360"/>
+      </w:pPr>
+      <w:rPr>
+        <w:rFonts w:ascii="Symbol" w:hAnsi="Symbol" w:hint="default"/>
+      </w:rPr>
+    </w:lvl>
+    <w:lvl w:ilvl="7" w:tplc="0C0A0003" w:tentative="1">
+      <w:start w:val="1"/>
+      <w:numFmt w:val="bullet"/>
+      <w:lvlText w:val="o"/>
+      <w:lvlJc w:val="left"/>
+      <w:pPr>
+        <w:ind w:left="6044" w:hanging="360"/>
+      </w:pPr>
+      <w:rPr>
+        <w:rFonts w:ascii="Courier New" w:hAnsi="Courier New" w:cs="Courier New" w:hint="default"/>
+      </w:rPr>
+    </w:lvl>
+    <w:lvl w:ilvl="8" w:tplc="0C0A0005" w:tentative="1">
+      <w:start w:val="1"/>
+      <w:numFmt w:val="bullet"/>
+      <w:lvlText w:val=""/>
+      <w:lvlJc w:val="left"/>
+      <w:pPr>
+        <w:ind w:left="6764" w:hanging="360"/>
+      </w:pPr>
+      <w:rPr>
+        <w:rFonts w:ascii="Wingdings" w:hAnsi="Wingdings" w:hint="default"/>
+      </w:rPr>
+    </w:lvl>
+  </w:abstractNum>
+  <w:abstractNum w:abstractNumId="6" w15:restartNumberingAfterBreak="0">
     <w:nsid w:val="7BF24DC0"/>
     <w:multiLevelType w:val="hybridMultilevel"/>
     <w:tmpl w:val="FD3EC412"/>
@@ -11718,6 +11442,9 @@
     <w:abstractNumId w:val="0"/>
   </w:num>
   <w:num w:numId="6" w16cid:durableId="660348492">
+    <w:abstractNumId w:val="6"/>
+  </w:num>
+  <w:num w:numId="7" w16cid:durableId="677073771">
     <w:abstractNumId w:val="5"/>
   </w:num>
 </w:numbering>
